--- a/4. RESULTADOS/06_tratamiento_continuo/T21_trayectoria_salario_por_quintil.docx
+++ b/4. RESULTADOS/06_tratamiento_continuo/T21_trayectoria_salario_por_quintil.docx
@@ -25,7 +25,7 @@
         <w:ind w:left="60" w:right="60" w:firstLine="0" w:firstLineChars="0"/>
       </w:pPr>
       <w:r>
-        <w:t xml:space="preserve">Tabla 21. Salario promedio por quintil de exposición, frente a su nivel de 2015 (%)</w:t>
+        <w:t xml:space="preserve">Tabla 21. Costo laboral por trabajador por quintil de exposición, frente a su nivel de 2015 (%)</w:t>
       </w:r>
     </w:p>
     <w:tbl xmlns:a="http://schemas.openxmlformats.org/drawingml/2006/main" xmlns:pic="http://schemas.openxmlformats.org/drawingml/2006/picture">
